--- a/test-files/issue-165-floatv.docx
+++ b/test-files/issue-165-floatv.docx
@@ -4,11 +4,11 @@
   <w:body>
     <w:p>
       <w:r>
-        <w:t>margin+align=inside / odd</w:t>
-      </w:r>
-      <w:r>
-        <w:drawing>
-          <wp:anchor xmlns:wp="http://schemas.openxmlformats.org/drawingml/2006/wordprocessingDrawing" distT="0" distB="0" distL="0" distR="0" simplePos="0" relativeHeight="1" behindDoc="0" locked="0" layoutInCell="1" allowOverlap="1">
+        <w:t xml:space="preserve">margin+align=inside / odd</w:t>
+      </w:r>
+      <w:r>
+        <w:drawing>
+          <wp:anchor xmlns:wp="http://schemas.openxmlformats.org/drawingml/2006/wordprocessingDrawing" distT="0" distB="0" distL="114300" distR="114300" simplePos="0" relativeHeight="1" behindDoc="0" locked="0" layoutInCell="1" allowOverlap="1">
             <wp:simplePos x="0" y="0"/>
             <wp:positionH relativeFrom="margin">
               <wp:posOffset>0</wp:posOffset>
@@ -20,6 +20,7 @@
             <wp:effectExtent l="0" t="0" r="0" b="0"/>
             <wp:wrapNone/>
             <wp:docPr id="1" name="Probe1"/>
+            <wp:cNvGraphicFramePr/>
             <a:graphic xmlns:a="http://schemas.openxmlformats.org/drawingml/2006/main">
               <a:graphicData uri="http://schemas.openxmlformats.org/drawingml/2006/picture">
                 <pic:pic xmlns:pic="http://schemas.openxmlformats.org/drawingml/2006/picture">
@@ -56,11 +57,11 @@
     </w:p>
     <w:p>
       <w:r>
-        <w:t>margin+align=inside / even</w:t>
-      </w:r>
-      <w:r>
-        <w:drawing>
-          <wp:anchor xmlns:wp="http://schemas.openxmlformats.org/drawingml/2006/wordprocessingDrawing" distT="0" distB="0" distL="0" distR="0" simplePos="0" relativeHeight="2" behindDoc="0" locked="0" layoutInCell="1" allowOverlap="1">
+        <w:t xml:space="preserve">margin+align=inside / even</w:t>
+      </w:r>
+      <w:r>
+        <w:drawing>
+          <wp:anchor xmlns:wp="http://schemas.openxmlformats.org/drawingml/2006/wordprocessingDrawing" distT="0" distB="0" distL="114300" distR="114300" simplePos="0" relativeHeight="2" behindDoc="0" locked="0" layoutInCell="1" allowOverlap="1">
             <wp:simplePos x="0" y="0"/>
             <wp:positionH relativeFrom="margin">
               <wp:posOffset>0</wp:posOffset>
@@ -72,6 +73,7 @@
             <wp:effectExtent l="0" t="0" r="0" b="0"/>
             <wp:wrapNone/>
             <wp:docPr id="2" name="Probe2"/>
+            <wp:cNvGraphicFramePr/>
             <a:graphic xmlns:a="http://schemas.openxmlformats.org/drawingml/2006/main">
               <a:graphicData uri="http://schemas.openxmlformats.org/drawingml/2006/picture">
                 <pic:pic xmlns:pic="http://schemas.openxmlformats.org/drawingml/2006/picture">
@@ -108,11 +110,11 @@
     </w:p>
     <w:p>
       <w:r>
-        <w:t>insideMargin+offset=0 / odd</w:t>
-      </w:r>
-      <w:r>
-        <w:drawing>
-          <wp:anchor xmlns:wp="http://schemas.openxmlformats.org/drawingml/2006/wordprocessingDrawing" distT="0" distB="0" distL="0" distR="0" simplePos="0" relativeHeight="3" behindDoc="0" locked="0" layoutInCell="1" allowOverlap="1">
+        <w:t xml:space="preserve">insideMargin+offset=0 / odd</w:t>
+      </w:r>
+      <w:r>
+        <w:drawing>
+          <wp:anchor xmlns:wp="http://schemas.openxmlformats.org/drawingml/2006/wordprocessingDrawing" distT="0" distB="0" distL="114300" distR="114300" simplePos="0" relativeHeight="3" behindDoc="0" locked="0" layoutInCell="1" allowOverlap="1">
             <wp:simplePos x="0" y="0"/>
             <wp:positionH relativeFrom="margin">
               <wp:posOffset>0</wp:posOffset>
@@ -124,6 +126,7 @@
             <wp:effectExtent l="0" t="0" r="0" b="0"/>
             <wp:wrapNone/>
             <wp:docPr id="3" name="Probe3"/>
+            <wp:cNvGraphicFramePr/>
             <a:graphic xmlns:a="http://schemas.openxmlformats.org/drawingml/2006/main">
               <a:graphicData uri="http://schemas.openxmlformats.org/drawingml/2006/picture">
                 <pic:pic xmlns:pic="http://schemas.openxmlformats.org/drawingml/2006/picture">
@@ -160,11 +163,11 @@
     </w:p>
     <w:p>
       <w:r>
-        <w:t>insideMargin+offset=0 / even</w:t>
-      </w:r>
-      <w:r>
-        <w:drawing>
-          <wp:anchor xmlns:wp="http://schemas.openxmlformats.org/drawingml/2006/wordprocessingDrawing" distT="0" distB="0" distL="0" distR="0" simplePos="0" relativeHeight="4" behindDoc="0" locked="0" layoutInCell="1" allowOverlap="1">
+        <w:t xml:space="preserve">insideMargin+offset=0 / even</w:t>
+      </w:r>
+      <w:r>
+        <w:drawing>
+          <wp:anchor xmlns:wp="http://schemas.openxmlformats.org/drawingml/2006/wordprocessingDrawing" distT="0" distB="0" distL="114300" distR="114300" simplePos="0" relativeHeight="4" behindDoc="0" locked="0" layoutInCell="1" allowOverlap="1">
             <wp:simplePos x="0" y="0"/>
             <wp:positionH relativeFrom="margin">
               <wp:posOffset>0</wp:posOffset>
@@ -176,6 +179,7 @@
             <wp:effectExtent l="0" t="0" r="0" b="0"/>
             <wp:wrapNone/>
             <wp:docPr id="4" name="Probe4"/>
+            <wp:cNvGraphicFramePr/>
             <a:graphic xmlns:a="http://schemas.openxmlformats.org/drawingml/2006/main">
               <a:graphicData uri="http://schemas.openxmlformats.org/drawingml/2006/picture">
                 <pic:pic xmlns:pic="http://schemas.openxmlformats.org/drawingml/2006/picture">
@@ -212,11 +216,11 @@
     </w:p>
     <w:p>
       <w:r>
-        <w:t>margin+align=outside / odd</w:t>
-      </w:r>
-      <w:r>
-        <w:drawing>
-          <wp:anchor xmlns:wp="http://schemas.openxmlformats.org/drawingml/2006/wordprocessingDrawing" distT="0" distB="0" distL="0" distR="0" simplePos="0" relativeHeight="5" behindDoc="0" locked="0" layoutInCell="1" allowOverlap="1">
+        <w:t xml:space="preserve">margin+align=outside / odd</w:t>
+      </w:r>
+      <w:r>
+        <w:drawing>
+          <wp:anchor xmlns:wp="http://schemas.openxmlformats.org/drawingml/2006/wordprocessingDrawing" distT="0" distB="0" distL="114300" distR="114300" simplePos="0" relativeHeight="5" behindDoc="0" locked="0" layoutInCell="1" allowOverlap="1">
             <wp:simplePos x="0" y="0"/>
             <wp:positionH relativeFrom="margin">
               <wp:posOffset>0</wp:posOffset>
@@ -228,6 +232,7 @@
             <wp:effectExtent l="0" t="0" r="0" b="0"/>
             <wp:wrapNone/>
             <wp:docPr id="5" name="Probe5"/>
+            <wp:cNvGraphicFramePr/>
             <a:graphic xmlns:a="http://schemas.openxmlformats.org/drawingml/2006/main">
               <a:graphicData uri="http://schemas.openxmlformats.org/drawingml/2006/picture">
                 <pic:pic xmlns:pic="http://schemas.openxmlformats.org/drawingml/2006/picture">
@@ -264,11 +269,11 @@
     </w:p>
     <w:p>
       <w:r>
-        <w:t>margin+align=outside / even</w:t>
-      </w:r>
-      <w:r>
-        <w:drawing>
-          <wp:anchor xmlns:wp="http://schemas.openxmlformats.org/drawingml/2006/wordprocessingDrawing" distT="0" distB="0" distL="0" distR="0" simplePos="0" relativeHeight="6" behindDoc="0" locked="0" layoutInCell="1" allowOverlap="1">
+        <w:t xml:space="preserve">margin+align=outside / even</w:t>
+      </w:r>
+      <w:r>
+        <w:drawing>
+          <wp:anchor xmlns:wp="http://schemas.openxmlformats.org/drawingml/2006/wordprocessingDrawing" distT="0" distB="0" distL="114300" distR="114300" simplePos="0" relativeHeight="6" behindDoc="0" locked="0" layoutInCell="1" allowOverlap="1">
             <wp:simplePos x="0" y="0"/>
             <wp:positionH relativeFrom="margin">
               <wp:posOffset>0</wp:posOffset>
@@ -280,6 +285,7 @@
             <wp:effectExtent l="0" t="0" r="0" b="0"/>
             <wp:wrapNone/>
             <wp:docPr id="6" name="Probe6"/>
+            <wp:cNvGraphicFramePr/>
             <a:graphic xmlns:a="http://schemas.openxmlformats.org/drawingml/2006/main">
               <a:graphicData uri="http://schemas.openxmlformats.org/drawingml/2006/picture">
                 <pic:pic xmlns:pic="http://schemas.openxmlformats.org/drawingml/2006/picture">
@@ -315,4 +321,28 @@
     </w:sectPr>
   </w:body>
 </w:document>
+</file>
+
+<file path=word/styles.xml><?xml version="1.0" encoding="utf-8"?>
+<w:styles xmlns:w="http://schemas.openxmlformats.org/wordprocessingml/2006/main">
+  <w:docDefaults>
+    <w:rPrDefault>
+      <w:rPr>
+        <w:rFonts w:ascii="Times New Roman" w:hAnsi="Times New Roman" w:eastAsia="Times New Roman" w:cs="Times New Roman"/>
+        <w:sz w:val="24"/>
+        <w:szCs w:val="24"/>
+        <w:lang w:val="en-US"/>
+      </w:rPr>
+    </w:rPrDefault>
+    <w:pPrDefault>
+      <w:pPr>
+        <w:spacing w:after="0" w:line="240" w:lineRule="auto"/>
+      </w:pPr>
+    </w:pPrDefault>
+  </w:docDefaults>
+  <w:style w:type="paragraph" w:default="1" w:styleId="Normal">
+    <w:name w:val="Normal"/>
+    <w:qFormat/>
+  </w:style>
+</w:styles>
 </file>